--- a/docs/ISMIR2026_LBD_draft.docx
+++ b/docs/ISMIR2026_LBD_draft.docx
@@ -1128,7 +1128,7 @@
         <w:pStyle w:val="BodyText"/>
       </w:pPr>
       <w:r>
-        <w:t xml:space="preserve">Claude (Anthropic) was used throughout this project to assist with code implementation, experiment scripting, and drafting of this manuscript. All experimental design, dataset selection, evaluation protocol, and interpretation of results were directed and reviewed by the author.</w:t>
+        <w:t xml:space="preserve">An AI assistant was used throughout this project to assist with code implementation and experiment scripting. All experimental design, dataset selection, evaluation protocol, and interpretation of results were directed and reviewed by the author.</w:t>
       </w:r>
     </w:p>
     <w:p>

--- a/docs/ISMIR2026_LBD_draft.docx
+++ b/docs/ISMIR2026_LBD_draft.docx
@@ -754,7 +754,7 @@
         <w:pStyle w:val="BodyText"/>
       </w:pPr>
       <w:r>
-        <w:t xml:space="preserve">Automatic key detection underlies harmonic mixing, sample search, and catalog tagging, and nearly every open implementation correlates a track’s chroma against one fixed key-profile template — usually Krumhansl-Schmuckler (K-S) [1], derived from listener experiments on a narrow, largely tonal corpus. Proprietary tools such as Mixed-In-Key and Rekordbox report substantially higher accuracy on electronic material, but their internals are closed, and neither is accessible to open catalogs of bedroom-producer audio, sample libraries, or research corpora that need key metadata but cannot afford or access commercial tagging. This raises a concrete question: how much of the accuracy gap between a fixed academic profile and closed commercial tools is genre bias, and can a lightweight, open, and reproducible fix close it without retraining the key detector itself? We quantify this gap on two real, disjoint corpora and show that routing between genre-matched profiles with a classifier trained on a third, unrelated corpus closes most of it.</w:t>
+        <w:t xml:space="preserve">Automatic key detection underlies harmonic mixing, sample search, and catalog tagging, and nearly every open template-matching implementation correlates a track’s chroma against one fixed key-profile template — usually Krumhansl-Schmuckler (K-S) [1], derived from listener experiments on a narrow, largely tonal corpus. Proprietary tools such as Mixed-In-Key and Rekordbox report substantially higher accuracy on electronic material, but their internals are closed, and neither is accessible to open catalogs of bedroom-producer audio, sample libraries, or research corpora that need key metadata but cannot afford or access commercial tagging. This raises a concrete question: how much of the accuracy gap between a fixed academic profile and closed commercial tools is genre bias, and can a lightweight, open, and reproducible fix close it without retraining the key detector itself? We quantify this gap on two real, disjoint corpora and show that routing between genre-matched profiles with a classifier trained on a third, unrelated corpus closes most of it.</w:t>
       </w:r>
     </w:p>
     <w:p>

--- a/docs/ISMIR2026_LBD_draft.docx
+++ b/docs/ISMIR2026_LBD_draft.docx
@@ -770,7 +770,7 @@
         <w:pStyle w:val="BodyText"/>
       </w:pPr>
       <w:r>
-        <w:t xml:space="preserve">Key detection correlates a track’s mean 12-bin chroma vector (CQT, librosa [2]) against 24 rotated major/minor profile pairs and returns the best-correlating root and mode. We compare two profile sources: the K-S profile [1], and Essentia’s corpus-derived edmm profile [3], built from real EDM audio with a deliberately flat major-mode template reflecting how rare major keys are in electronic music. A binary genre classifier (logistic regression, scikit-learn [4], standardized features, balanced class weights) is trained exclusively on FMA [5] tracks labeled electronic / non-electronic via FMA’s own top-level genre metadata, using the same 144-dimensional descriptor (chroma, mel-spectrogram summary, tempo, spectral centroid/bandwidth/rolloff) already computed for retrieval. At inference, each track is routed to the EDM-tuned profile if predicted electronic, otherwise to the K-S profile.</w:t>
+        <w:t xml:space="preserve">Key detection correlates a track’s mean 12-bin chroma vector (CQT, librosa [2]) against 24 rotated major/minor profile pairs and returns the best-correlating root and mode. We compare two profile sources: the K-S profile [1], and a corpus-derived EDM key profile (Essentia’s edmm implementation [3], formalized by Faraldo et al. [7]), built from real EDM audio with a deliberately flat major-mode template reflecting how rare major keys are in electronic music. A binary genre classifier (logistic regression, scikit-learn [4], standardized features, balanced class weights) is trained, with 5-fold stratified cross-validation, exclusively on the 7,994 (of 8,000) FMA-small [5] tracks labeled electronic / non-electronic via FMA’s own top-level genre metadata, using the same 144-dimensional descriptor (12-bin chroma mean, 128-band mel-spectrogram mean, tempo, and spectral centroid/bandwidth/rolloff) already computed for retrieval. At inference, each track is routed to the EDM-tuned profile if predicted electronic, otherwise to the K-S profile.</w:t>
       </w:r>
     </w:p>
     <w:p>
@@ -794,7 +794,7 @@
         <w:pStyle w:val="BodyText"/>
       </w:pPr>
       <w:r>
-        <w:t xml:space="preserve">Table 1 reports exact key-match accuracy (root and mode) under four routing strategies. Genre-conditioned routing lifts GiantSteps accuracy from 44.5% to 52.6% — 87% of the 9.3-point oracle ceiling — while leaving Bach’s accuracy at 79.2%, identical to oracle routing; the classifier correctly identified genre for effectively all Bach tracks. On GiantSteps specifically, our unmodified K-S baseline (44.5%) already exceeds two baselines reported in the dataset’s own paper [6], QM-Key (39.4%) and Essentia’s default extractor (30.5%), and the routed system (52.6%) further surpasses KeyFinder (45.4%), though a gap remains to the closed commercial tools Mixed-In-Key (67.2%) and Rekordbox (71.9%).</w:t>
+        <w:t xml:space="preserve">Table 1 reports exact key-match accuracy (root and mode) under four routing strategies — the strictest common MIR evaluation standard, giving no partial credit for closely related (e.g., relative- or fifth-related) key errors. Genre-conditioned routing lifts GiantSteps accuracy from 44.5% to 52.6% — 87% of the 9.3-point oracle ceiling — while leaving Bach’s accuracy at 79.2%, identical to oracle routing; the classifier correctly identified genre for effectively all Bach tracks. On GiantSteps specifically, our unmodified K-S baseline (44.5%) already exceeds two baselines reported in the dataset’s own paper [6], QM-Key (39.4%) and Essentia’s default extractor (30.5%), and the routed system (52.6%) further surpasses KeyFinder (45.4%), though a gap remains to the closed commercial tools Mixed-In-Key (67.2%) and Rekordbox (71.9%).</w:t>
       </w:r>
     </w:p>
     <w:p>
@@ -1275,6 +1275,29 @@
       </w:r>
       <w:r>
         <w:t xml:space="preserve">, 2015, pp. 364–370.</w:t>
+      </w:r>
+    </w:p>
+    <w:p>
+      <w:pPr>
+        <w:pStyle w:val="BodyText"/>
+        <w:numPr>
+          <w:ilvl w:val="0"/>
+          <w:numId w:val="19"/>
+        </w:numPr>
+        <w:spacing w:after="120"/>
+        <w:ind w:left="425" w:hanging="425"/>
+      </w:pPr>
+      <w:r>
+        <w:t xml:space="preserve">Á. Faraldo, E. Gómez, S. Jordà, and P. Herrera, “Key estimation in electronic dance music,” in </w:t>
+      </w:r>
+      <w:r>
+        <w:rPr>
+          <w:i/>
+        </w:rPr>
+        <w:t xml:space="preserve">Proc. of the 38th European Conf. on Information Retrieval</w:t>
+      </w:r>
+      <w:r>
+        <w:t xml:space="preserve">, 2016, pp. 335–347.</w:t>
       </w:r>
     </w:p>
     <w:sectPr>

--- a/docs/ISMIR2026_LBD_draft.docx
+++ b/docs/ISMIR2026_LBD_draft.docx
@@ -770,7 +770,7 @@
         <w:pStyle w:val="BodyText"/>
       </w:pPr>
       <w:r>
-        <w:t xml:space="preserve">Key detection correlates a track’s mean 12-bin chroma vector (CQT, librosa [2]) against 24 rotated major/minor profile pairs and returns the best-correlating root and mode. We compare two profile sources: the K-S profile [1], and a corpus-derived EDM key profile (Essentia’s edmm implementation [3], formalized by Faraldo et al. [7]), built from real EDM audio with a deliberately flat major-mode template reflecting how rare major keys are in electronic music. A binary genre classifier (logistic regression, scikit-learn [4], standardized features, balanced class weights) is trained, with 5-fold stratified cross-validation, exclusively on the 7,994 (of 8,000) FMA-small [5] tracks labeled electronic / non-electronic via FMA’s own top-level genre metadata, using the same 144-dimensional descriptor (12-bin chroma mean, 128-band mel-spectrogram mean, tempo, and spectral centroid/bandwidth/rolloff) already computed for retrieval. At inference, each track is routed to the EDM-tuned profile if predicted electronic, otherwise to the K-S profile.</w:t>
+        <w:t xml:space="preserve">Key detection correlates a track’s mean 12-bin chroma vector (CQT, librosa [2]) against 24 rotated major/minor profile pairs and returns the best-correlating root and mode. We compare two profile sources: the K-S profile [1], and a corpus-derived EDM key profile (Essentia’s edmm implementation [3], formalized by Faraldo et al. [7]), built from real EDM audio with a deliberately flat major-mode template reflecting how rare major keys are in electronic music. A binary genre classifier (logistic regression, scikit-learn [4], standardized features, balanced class weights) is trained, with 5-fold stratified cross-validation, exclusively on the 7,994 (of 8,000) FMA-small [5] tracks labeled electronic / non-electronic via FMA’s own top-level genre metadata, using a 144-dimensional descriptor (12-bin chroma mean, 128-band mel-spectrogram mean, tempo, and spectral centroid/bandwidth/rolloff). At inference, each track is routed to the EDM-tuned profile if predicted electronic, otherwise to the K-S profile.</w:t>
       </w:r>
     </w:p>
     <w:p>
@@ -1112,7 +1112,7 @@
         <w:pStyle w:val="BodyText"/>
       </w:pPr>
       <w:r>
-        <w:t xml:space="preserve">Genre-conditioned key-profile routing is a cheap, reproducible way to correct a real, measurable genre bias in a standard key-detection approach: one lightweight classifier, no changes to the underlying detector, and validated with strict train/held-out corpus separation across three real datasets. The immediate use case is auto-tagging key metadata for untagged, mixed-genre catalogs that lack access to closed commercial tools. The genre split here is binary (electronic / non-electronic); extending it to a broader genre taxonomy as more labeled real data becomes available is the natural next step, along with integrating this routing into full retrieval-quality evaluation on real audio rather than key accuracy alone.</w:t>
+        <w:t xml:space="preserve">Genre-conditioned key-profile routing is a cheap, reproducible way to correct a real, measurable genre bias in a standard key-detection approach: one lightweight classifier, no changes to the underlying detector, and validated with strict train/held-out corpus separation across three real datasets. The immediate use case is auto-tagging key metadata for untagged, mixed-genre catalogs that lack access to closed commercial tools. The genre split here is binary (electronic / non-electronic); extending it to a broader genre taxonomy as more labeled real data becomes available is the natural next step, along with validating the routing approach on less-curated, real-world catalogs beyond the two benchmark corpora used here.</w:t>
       </w:r>
     </w:p>
     <w:p>

--- a/docs/ISMIR2026_LBD_draft.docx
+++ b/docs/ISMIR2026_LBD_draft.docx
@@ -339,7 +339,7 @@
         <w:pStyle w:val="BodyText"/>
       </w:pPr>
       <w:r>
-        <w:t xml:space="preserve">Automatic key detection typically applies a single fixed key-profile template, most often the Krumhansl-Schmuckler (K-S) profile derived from listener studies on tonal, mostly classical music, uniformly across all genres. We show this assumption is measurably wrong: the same K-S profile that reaches 79.2% exact-match accuracy on J.S. Bach’s Well-Tempered Clavier (Book 1, 48 tracks) drops to 44.5% on GiantSteps, a benchmark of 604 real, human-verified electronic dance tracks — a 35-point gap driven by genre, not audio quality. We introduce a lightweight, genre-conditioned routing system: a logistic-regression electronic/non-electronic classifier, trained and cross-validated only on the Free Music Archive (FMA) using its own genre metadata, selects between genre-matched key profiles at inference time. Evaluated end-to-end on two corpora held out entirely from training, the routed system lifts GiantSteps accuracy to 52.6% — capturing 87% of the oracle (perfect-routing) ceiling of 53.8% — while leaving Bach’s accuracy unchanged at 79.2%, matching its own oracle exactly. Even our unmodified fixed-profile baseline already exceeds two published academic baselines on GiantSteps. We position this as a practical building block for key-tagging untagged, mixed-genre catalogs — bedroom-producer archives and sample libraries — where genre-specific commercial tools are unavailable or closed.</w:t>
+        <w:t xml:space="preserve">Automatic key detection typically applies a single fixed key-profile template, most often the Krumhansl-Schmuckler (K-S) profile derived from listener studies on tonal, mostly classical music, uniformly across all genres. We show this assumption is measurably wrong: the same K-S profile that reaches 79.2% exact-match accuracy on J.S. Bach’s Well-Tempered Clavier (Book 1, 48 tracks) drops to 44.5% on GiantSteps, a benchmark of 604 real, human-verified electronic dance tracks — a 35-point gap driven by genre, not audio quality. We introduce a lightweight, genre-conditioned routing system: a logistic-regression electronic/non-electronic classifier, trained and cross-validated only on the Free Music Archive (FMA) using its own genre metadata, selects between genre-matched key profiles at inference time. Evaluated end-to-end on two corpora held out entirely from training, the routed system lifts GiantSteps accuracy to 52.6%, closing 87% of the gap between the fixed-profile baseline and the oracle (perfect-routing) ceiling of 53.8% — while leaving Bach’s accuracy unchanged at 79.2%, matching its own oracle exactly. Even our unmodified fixed-profile baseline already exceeds two published academic baselines on GiantSteps. We position this as a practical building block for key-tagging untagged, mixed-genre catalogs — bedroom-producer archives and sample libraries — where genre-specific commercial tools are unavailable or closed.</w:t>
       </w:r>
     </w:p>
     <w:p>
@@ -794,7 +794,7 @@
         <w:pStyle w:val="BodyText"/>
       </w:pPr>
       <w:r>
-        <w:t xml:space="preserve">Table 1 reports exact key-match accuracy (root and mode) under four routing strategies — the strictest common MIR evaluation standard, giving no partial credit for closely related (e.g., relative- or fifth-related) key errors. Genre-conditioned routing lifts GiantSteps accuracy from 44.5% to 52.6% — 87% of the 9.3-point oracle ceiling — while leaving Bach’s accuracy at 79.2%, identical to oracle routing; the classifier correctly identified genre for effectively all Bach tracks. On GiantSteps specifically, our unmodified K-S baseline (44.5%) already exceeds two baselines reported in the dataset’s own paper [6], QM-Key (39.4%) and Essentia’s default extractor (30.5%), and the routed system (52.6%) further surpasses KeyFinder (45.4%), though a gap remains to the closed commercial tools Mixed-In-Key (67.2%) and Rekordbox (71.9%).</w:t>
+        <w:t xml:space="preserve">Table 1 reports exact key-match accuracy (root and mode) under four routing strategies — the strictest common MIR evaluation standard, giving no partial credit for closely related (e.g., relative- or fifth-related) key errors. Genre-conditioned routing lifts GiantSteps accuracy from 44.5% to 52.6%, closing 87% of the 9.3-point gap to the oracle (perfect-routing) ceiling of 53.8% — while leaving Bach’s accuracy at 79.2%, identical to oracle routing; the classifier correctly identified genre for effectively all Bach tracks. On GiantSteps specifically, our unmodified K-S baseline (44.5%) already exceeds two baselines reported in the dataset’s own paper [6], QM-Key (39.4%) and Essentia’s default extractor (30.5%), and the routed system (52.6%) further surpasses KeyFinder (45.4%), though a gap remains to the closed commercial tools Mixed-In-Key (67.2%) and Rekordbox (71.9%).</w:t>
       </w:r>
     </w:p>
     <w:p>
